--- a/public/templates-clean/orhideelor/Adresă PRIMARIE- INTERNARE.docx
+++ b/public/templates-clean/orhideelor/Adresă PRIMARIE- INTERNARE.docx
@@ -390,7 +390,7 @@
           <w:bCs/>
           <w:w w:val="130"/>
         </w:rPr>
-        <w:t>12.07</w:t>
+        <w:t>{DATA_CONTRACT}</w:t>
       </w:r>
       <w:r>
         <w:rPr>
@@ -399,7 +399,7 @@
           <w:bCs/>
           <w:w w:val="130"/>
         </w:rPr>
-        <w:t>.2026</w:t>
+        <w:t/>
       </w:r>
       <w:r>
         <w:rPr>
